--- a/02_IDS_Lab/Intro to Data Science Lab 2.docx
+++ b/02_IDS_Lab/Intro to Data Science Lab 2.docx
@@ -287,15 +287,7 @@
           <w:sz w:val="40"/>
           <w:szCs w:val="40"/>
         </w:rPr>
-        <w:t>MS.</w:t>
-      </w:r>
-      <w:r>
-        <w:rPr>
-          <w:rFonts w:asciiTheme="majorBidi" w:hAnsiTheme="majorBidi" w:cstheme="majorBidi"/>
-          <w:sz w:val="40"/>
-          <w:szCs w:val="40"/>
-        </w:rPr>
-        <w:t xml:space="preserve"> LARAIB WAHEED</w:t>
+        <w:t>MS. LARAIB WAHEED</w:t>
       </w:r>
     </w:p>
     <w:p/>
@@ -800,16 +792,7 @@
           <w:lang w:eastAsia="en-NZ"/>
           <w14:ligatures w14:val="none"/>
         </w:rPr>
-        <w:t xml:space="preserve">We can use </w:t>
-      </w:r>
-      <w:r>
-        <w:rPr>
-          <w:rFonts w:ascii="Times New Roman" w:eastAsia="Times New Roman" w:hAnsi="Times New Roman" w:cs="Times New Roman"/>
-          <w:kern w:val="0"/>
-          <w:lang w:eastAsia="en-NZ"/>
-          <w14:ligatures w14:val="none"/>
-        </w:rPr>
-        <w:t>them to access data.</w:t>
+        <w:t>We can use them to access data.</w:t>
       </w:r>
     </w:p>
     <w:p>
@@ -984,16 +967,7 @@
           <w:lang w:eastAsia="en-NZ"/>
           <w14:ligatures w14:val="none"/>
         </w:rPr>
-        <w:t xml:space="preserve">If your dataset has 5 </w:t>
-      </w:r>
-      <w:r>
-        <w:rPr>
-          <w:rFonts w:ascii="Times New Roman" w:eastAsia="Times New Roman" w:hAnsi="Times New Roman" w:cs="Times New Roman"/>
-          <w:kern w:val="0"/>
-          <w:lang w:eastAsia="en-NZ"/>
-          <w14:ligatures w14:val="none"/>
-        </w:rPr>
-        <w:t>columns but you only need “Name” and “Marks”:</w:t>
+        <w:t>If your dataset has 5 columns but you only need “Name” and “Marks”:</w:t>
       </w:r>
     </w:p>
     <w:p>
@@ -1701,16 +1675,7 @@
                 <w:lang w:eastAsia="en-NZ"/>
                 <w14:ligatures w14:val="none"/>
               </w:rPr>
-              <w:t xml:space="preserve">View chosen columns </w:t>
-            </w:r>
-            <w:r>
-              <w:rPr>
-                <w:rFonts w:ascii="Times New Roman" w:eastAsia="Times New Roman" w:hAnsi="Times New Roman" w:cs="Times New Roman"/>
-                <w:kern w:val="0"/>
-                <w:lang w:eastAsia="en-NZ"/>
-                <w14:ligatures w14:val="none"/>
-              </w:rPr>
-              <w:t>only</w:t>
+              <w:t>View chosen columns only</w:t>
             </w:r>
           </w:p>
         </w:tc>
@@ -1972,16 +1937,7 @@
           <w:lang w:eastAsia="en-NZ"/>
           <w14:ligatures w14:val="none"/>
         </w:rPr>
-        <w:t xml:space="preserve">Filtering means showing only the rows that meet a specific </w:t>
-      </w:r>
-      <w:r>
-        <w:rPr>
-          <w:rFonts w:ascii="Times New Roman" w:eastAsia="Times New Roman" w:hAnsi="Times New Roman" w:cs="Times New Roman"/>
-          <w:kern w:val="0"/>
-          <w:lang w:eastAsia="en-NZ"/>
-          <w14:ligatures w14:val="none"/>
-        </w:rPr>
-        <w:t>condition.</w:t>
+        <w:t>Filtering means showing only the rows that meet a specific condition.</w:t>
       </w:r>
       <w:r>
         <w:rPr>
@@ -2178,16 +2134,7 @@
                 <w:lang w:eastAsia="en-NZ"/>
                 <w14:ligatures w14:val="none"/>
               </w:rPr>
-              <w:t>df[df['Mar</w:t>
-            </w:r>
-            <w:r>
-              <w:rPr>
-                <w:rFonts w:ascii="Times New Roman" w:eastAsia="Times New Roman" w:hAnsi="Times New Roman" w:cs="Times New Roman"/>
-                <w:kern w:val="0"/>
-                <w:lang w:eastAsia="en-NZ"/>
-                <w14:ligatures w14:val="none"/>
-              </w:rPr>
-              <w:t>ks'] &gt; 80]</w:t>
+              <w:t>df[df['Marks'] &gt; 80]</w:t>
             </w:r>
           </w:p>
         </w:tc>
@@ -2384,16 +2331,7 @@
           <w:lang w:eastAsia="en-NZ"/>
           <w14:ligatures w14:val="none"/>
         </w:rPr>
-        <w:t xml:space="preserve">Data cleaning means fixing or removing errors </w:t>
-      </w:r>
-      <w:r>
-        <w:rPr>
-          <w:rFonts w:ascii="Times New Roman" w:eastAsia="Times New Roman" w:hAnsi="Times New Roman" w:cs="Times New Roman"/>
-          <w:kern w:val="0"/>
-          <w:lang w:eastAsia="en-NZ"/>
-          <w14:ligatures w14:val="none"/>
-        </w:rPr>
-        <w:t>in the dataset — like missing values, wrong data, or duplicates.</w:t>
+        <w:t>Data cleaning means fixing or removing errors in the dataset — like missing values, wrong data, or duplicates.</w:t>
       </w:r>
     </w:p>
     <w:tbl>
@@ -3485,8 +3423,9 @@
       <w:r>
         <w:rPr>
           <w:rFonts w:ascii="Times New Roman" w:eastAsia="Times New Roman" w:hAnsi="Times New Roman" w:cs="Times New Roman"/>
-          <w:kern w:val="0"/>
-          <w:lang w:eastAsia="en-NZ"/>
+          <w:noProof/>
+          <w:kern w:val="0"/>
+          <w:lang w:val="en-US"/>
           <w14:ligatures w14:val="none"/>
         </w:rPr>
         <w:drawing>
@@ -3601,16 +3540,7 @@
           <w:lang w:eastAsia="en-NZ"/>
           <w14:ligatures w14:val="none"/>
         </w:rPr>
-        <w:t>uploaded = fil</w:t>
-      </w:r>
-      <w:r>
-        <w:rPr>
-          <w:rFonts w:ascii="Times New Roman" w:eastAsia="Times New Roman" w:hAnsi="Times New Roman" w:cs="Times New Roman"/>
-          <w:kern w:val="0"/>
-          <w:lang w:eastAsia="en-NZ"/>
-          <w14:ligatures w14:val="none"/>
-        </w:rPr>
-        <w:t>es.upload()</w:t>
+        <w:t>uploaded = files.upload()</w:t>
       </w:r>
     </w:p>
     <w:p>
@@ -3664,8 +3594,9 @@
       <w:r>
         <w:rPr>
           <w:rFonts w:ascii="Times New Roman" w:eastAsia="Times New Roman" w:hAnsi="Times New Roman" w:cs="Times New Roman"/>
-          <w:kern w:val="0"/>
-          <w:lang w:eastAsia="en-NZ"/>
+          <w:noProof/>
+          <w:kern w:val="0"/>
+          <w:lang w:val="en-US"/>
           <w14:ligatures w14:val="none"/>
         </w:rPr>
         <w:drawing>
@@ -3777,8 +3708,9 @@
       <w:r>
         <w:rPr>
           <w:rFonts w:ascii="Times New Roman" w:eastAsia="Times New Roman" w:hAnsi="Times New Roman" w:cs="Times New Roman"/>
-          <w:kern w:val="0"/>
-          <w:lang w:eastAsia="en-NZ"/>
+          <w:noProof/>
+          <w:kern w:val="0"/>
+          <w:lang w:val="en-US"/>
           <w14:ligatures w14:val="none"/>
         </w:rPr>
         <w:drawing>
@@ -3928,8 +3860,9 @@
       <w:r>
         <w:rPr>
           <w:rFonts w:ascii="Times New Roman" w:eastAsia="Times New Roman" w:hAnsi="Times New Roman" w:cs="Times New Roman"/>
-          <w:kern w:val="0"/>
-          <w:lang w:eastAsia="en-NZ"/>
+          <w:noProof/>
+          <w:kern w:val="0"/>
+          <w:lang w:val="en-US"/>
           <w14:ligatures w14:val="none"/>
         </w:rPr>
         <w:drawing>
@@ -3980,8 +3913,9 @@
       <w:r>
         <w:rPr>
           <w:rFonts w:ascii="Times New Roman" w:eastAsia="Times New Roman" w:hAnsi="Times New Roman" w:cs="Times New Roman"/>
-          <w:kern w:val="0"/>
-          <w:lang w:eastAsia="en-NZ"/>
+          <w:noProof/>
+          <w:kern w:val="0"/>
+          <w:lang w:val="en-US"/>
           <w14:ligatures w14:val="none"/>
         </w:rPr>
         <w:drawing>
@@ -4034,8 +3968,9 @@
       <w:r>
         <w:rPr>
           <w:rFonts w:ascii="Times New Roman" w:eastAsia="Times New Roman" w:hAnsi="Times New Roman" w:cs="Times New Roman"/>
-          <w:kern w:val="0"/>
-          <w:lang w:eastAsia="en-NZ"/>
+          <w:noProof/>
+          <w:kern w:val="0"/>
+          <w:lang w:val="en-US"/>
           <w14:ligatures w14:val="none"/>
         </w:rPr>
         <w:drawing>
@@ -4192,8 +4127,9 @@
       <w:r>
         <w:rPr>
           <w:rFonts w:ascii="Times New Roman" w:eastAsia="Times New Roman" w:hAnsi="Times New Roman" w:cs="Times New Roman"/>
-          <w:kern w:val="0"/>
-          <w:lang w:eastAsia="en-NZ"/>
+          <w:noProof/>
+          <w:kern w:val="0"/>
+          <w:lang w:val="en-US"/>
           <w14:ligatures w14:val="none"/>
         </w:rPr>
         <w:drawing>
@@ -4244,8 +4180,9 @@
       <w:r>
         <w:rPr>
           <w:rFonts w:ascii="Times New Roman" w:eastAsia="Times New Roman" w:hAnsi="Times New Roman" w:cs="Times New Roman"/>
-          <w:kern w:val="0"/>
-          <w:lang w:eastAsia="en-NZ"/>
+          <w:noProof/>
+          <w:kern w:val="0"/>
+          <w:lang w:val="en-US"/>
           <w14:ligatures w14:val="none"/>
         </w:rPr>
         <w:drawing>
@@ -4340,8 +4277,9 @@
       <w:r>
         <w:rPr>
           <w:rFonts w:ascii="Times New Roman" w:eastAsia="Times New Roman" w:hAnsi="Times New Roman" w:cs="Times New Roman"/>
-          <w:kern w:val="0"/>
-          <w:lang w:eastAsia="en-NZ"/>
+          <w:noProof/>
+          <w:kern w:val="0"/>
+          <w:lang w:val="en-US"/>
           <w14:ligatures w14:val="none"/>
         </w:rPr>
         <w:drawing>
@@ -4433,8 +4371,9 @@
       <w:r>
         <w:rPr>
           <w:rFonts w:ascii="Times New Roman" w:eastAsia="Times New Roman" w:hAnsi="Times New Roman" w:cs="Times New Roman"/>
-          <w:kern w:val="0"/>
-          <w:lang w:eastAsia="en-NZ"/>
+          <w:noProof/>
+          <w:kern w:val="0"/>
+          <w:lang w:val="en-US"/>
           <w14:ligatures w14:val="none"/>
         </w:rPr>
         <w:drawing>
@@ -4526,8 +4465,9 @@
       <w:r>
         <w:rPr>
           <w:rFonts w:ascii="Times New Roman" w:eastAsia="Times New Roman" w:hAnsi="Times New Roman" w:cs="Times New Roman"/>
-          <w:kern w:val="0"/>
-          <w:lang w:eastAsia="en-NZ"/>
+          <w:noProof/>
+          <w:kern w:val="0"/>
+          <w:lang w:val="en-US"/>
           <w14:ligatures w14:val="none"/>
         </w:rPr>
         <w:drawing>
@@ -4619,8 +4559,9 @@
       <w:r>
         <w:rPr>
           <w:rFonts w:ascii="Times New Roman" w:eastAsia="Times New Roman" w:hAnsi="Times New Roman" w:cs="Times New Roman"/>
-          <w:kern w:val="0"/>
-          <w:lang w:eastAsia="en-NZ"/>
+          <w:noProof/>
+          <w:kern w:val="0"/>
+          <w:lang w:val="en-US"/>
           <w14:ligatures w14:val="none"/>
         </w:rPr>
         <w:drawing>
@@ -4697,32 +4638,24 @@
           <w:lang w:eastAsia="en-NZ"/>
           <w14:ligatures w14:val="none"/>
         </w:rPr>
-        <w:t>df['Marks'] = df[</w:t>
-      </w:r>
-      <w:r>
-        <w:rPr>
-          <w:rFonts w:ascii="Times New Roman" w:eastAsia="Times New Roman" w:hAnsi="Times New Roman"/>
-          <w:kern w:val="0"/>
-          <w:lang w:eastAsia="en-NZ"/>
-          <w14:ligatures w14:val="none"/>
-        </w:rPr>
-        <w:t>'Marks'].fillna(df['Marks'].mean())</w:t>
-      </w:r>
-    </w:p>
-    <w:p>
-      <w:pPr>
-        <w:rPr>
-          <w:rFonts w:ascii="Times New Roman" w:eastAsia="Times New Roman" w:hAnsi="Times New Roman" w:cs="Times New Roman"/>
-          <w:kern w:val="0"/>
-          <w:lang w:eastAsia="en-NZ"/>
-          <w14:ligatures w14:val="none"/>
-        </w:rPr>
-      </w:pPr>
-      <w:r>
-        <w:rPr>
-          <w:rFonts w:ascii="Times New Roman" w:eastAsia="Times New Roman" w:hAnsi="Times New Roman" w:cs="Times New Roman"/>
-          <w:kern w:val="0"/>
-          <w:lang w:eastAsia="en-NZ"/>
+        <w:t>df['Marks'] = df['Marks'].fillna(df['Marks'].mean())</w:t>
+      </w:r>
+    </w:p>
+    <w:p>
+      <w:pPr>
+        <w:rPr>
+          <w:rFonts w:ascii="Times New Roman" w:eastAsia="Times New Roman" w:hAnsi="Times New Roman" w:cs="Times New Roman"/>
+          <w:kern w:val="0"/>
+          <w:lang w:eastAsia="en-NZ"/>
+          <w14:ligatures w14:val="none"/>
+        </w:rPr>
+      </w:pPr>
+      <w:r>
+        <w:rPr>
+          <w:rFonts w:ascii="Times New Roman" w:eastAsia="Times New Roman" w:hAnsi="Times New Roman" w:cs="Times New Roman"/>
+          <w:noProof/>
+          <w:kern w:val="0"/>
+          <w:lang w:val="en-US"/>
           <w14:ligatures w14:val="none"/>
         </w:rPr>
         <w:drawing>
@@ -4774,8 +4707,9 @@
       <w:r>
         <w:rPr>
           <w:rFonts w:ascii="Times New Roman" w:eastAsia="Times New Roman" w:hAnsi="Times New Roman" w:cs="Times New Roman"/>
-          <w:kern w:val="0"/>
-          <w:lang w:eastAsia="en-NZ"/>
+          <w:noProof/>
+          <w:kern w:val="0"/>
+          <w:lang w:val="en-US"/>
           <w14:ligatures w14:val="none"/>
         </w:rPr>
         <w:drawing>
@@ -4867,8 +4801,9 @@
       <w:r>
         <w:rPr>
           <w:rFonts w:ascii="Times New Roman" w:eastAsia="Times New Roman" w:hAnsi="Times New Roman" w:cs="Times New Roman"/>
-          <w:kern w:val="0"/>
-          <w:lang w:eastAsia="en-NZ"/>
+          <w:noProof/>
+          <w:kern w:val="0"/>
+          <w:lang w:val="en-US"/>
           <w14:ligatures w14:val="none"/>
         </w:rPr>
         <w:drawing>
@@ -4939,8 +4874,9 @@
       <w:r>
         <w:rPr>
           <w:rFonts w:ascii="Times New Roman" w:eastAsia="Times New Roman" w:hAnsi="Times New Roman" w:cs="Times New Roman"/>
-          <w:kern w:val="0"/>
-          <w:lang w:eastAsia="en-NZ"/>
+          <w:noProof/>
+          <w:kern w:val="0"/>
+          <w:lang w:val="en-US"/>
           <w14:ligatures w14:val="none"/>
         </w:rPr>
         <w:drawing>
@@ -4992,8 +4928,9 @@
       <w:r>
         <w:rPr>
           <w:rFonts w:ascii="Times New Roman" w:eastAsia="Times New Roman" w:hAnsi="Times New Roman" w:cs="Times New Roman"/>
-          <w:kern w:val="0"/>
-          <w:lang w:eastAsia="en-NZ"/>
+          <w:noProof/>
+          <w:kern w:val="0"/>
+          <w:lang w:val="en-US"/>
           <w14:ligatures w14:val="none"/>
         </w:rPr>
         <w:drawing>
@@ -5105,8 +5042,9 @@
       <w:r>
         <w:rPr>
           <w:rFonts w:ascii="Times New Roman" w:eastAsia="Times New Roman" w:hAnsi="Times New Roman" w:cs="Times New Roman"/>
-          <w:kern w:val="0"/>
-          <w:lang w:eastAsia="en-NZ"/>
+          <w:noProof/>
+          <w:kern w:val="0"/>
+          <w:lang w:val="en-US"/>
           <w14:ligatures w14:val="none"/>
         </w:rPr>
         <w:drawing>
@@ -5157,8 +5095,9 @@
       <w:r>
         <w:rPr>
           <w:rFonts w:ascii="Times New Roman" w:eastAsia="Times New Roman" w:hAnsi="Times New Roman" w:cs="Times New Roman"/>
-          <w:kern w:val="0"/>
-          <w:lang w:eastAsia="en-NZ"/>
+          <w:noProof/>
+          <w:kern w:val="0"/>
+          <w:lang w:val="en-US"/>
           <w14:ligatures w14:val="none"/>
         </w:rPr>
         <w:drawing>
@@ -5197,6 +5136,57 @@
           </wp:inline>
         </w:drawing>
       </w:r>
+    </w:p>
+    <w:p>
+      <w:pPr>
+        <w:rPr>
+          <w:rFonts w:ascii="Times New Roman" w:eastAsia="Times New Roman" w:hAnsi="Times New Roman" w:cs="Times New Roman"/>
+          <w:kern w:val="0"/>
+          <w:lang w:eastAsia="en-NZ"/>
+          <w14:ligatures w14:val="none"/>
+        </w:rPr>
+      </w:pPr>
+    </w:p>
+    <w:p>
+      <w:pPr>
+        <w:rPr>
+          <w:rFonts w:ascii="Times New Roman" w:eastAsia="Times New Roman" w:hAnsi="Times New Roman" w:cs="Times New Roman"/>
+          <w:kern w:val="0"/>
+          <w:lang w:eastAsia="en-NZ"/>
+          <w14:ligatures w14:val="none"/>
+        </w:rPr>
+      </w:pPr>
+      <w:r>
+        <w:rPr>
+          <w:rFonts w:ascii="Times New Roman" w:eastAsia="Times New Roman" w:hAnsi="Times New Roman" w:cs="Times New Roman"/>
+          <w:kern w:val="0"/>
+          <w:lang w:eastAsia="en-NZ"/>
+          <w14:ligatures w14:val="none"/>
+        </w:rPr>
+        <w:t xml:space="preserve">Google colab Link: </w:t>
+      </w:r>
+      <w:hyperlink r:id="rId27" w:history="1">
+        <w:r>
+          <w:rPr>
+            <w:rStyle w:val="Hyperlink"/>
+            <w:rFonts w:ascii="Times New Roman" w:eastAsia="Times New Roman" w:hAnsi="Times New Roman" w:cs="Times New Roman"/>
+            <w:kern w:val="0"/>
+            <w:lang w:eastAsia="en-NZ"/>
+            <w14:ligatures w14:val="none"/>
+          </w:rPr>
+          <w:t>https://colab.research.google.com/drive/1rpA3NZ4aocS3Wg4ozYg6CcKHe8Fn3QnD?usp=sharing</w:t>
+        </w:r>
+      </w:hyperlink>
+    </w:p>
+    <w:p>
+      <w:pPr>
+        <w:rPr>
+          <w:rFonts w:ascii="Times New Roman" w:eastAsia="Times New Roman" w:hAnsi="Times New Roman" w:cs="Times New Roman"/>
+          <w:kern w:val="0"/>
+          <w:lang w:eastAsia="en-NZ"/>
+          <w14:ligatures w14:val="none"/>
+        </w:rPr>
+      </w:pPr>
     </w:p>
     <w:p>
       <w:pPr>
@@ -6173,6 +6163,15 @@
       <w14:ligatures w14:val="standardContextual"/>
     </w:rPr>
   </w:style>
+  <w:style w:type="character" w:styleId="Hyperlink">
+    <w:name w:val="Hyperlink"/>
+    <w:basedOn w:val="DefaultParagraphFont"/>
+    <w:rsid w:val="001B613D"/>
+    <w:rPr>
+      <w:color w:val="0563C1" w:themeColor="hyperlink"/>
+      <w:u w:val="single"/>
+    </w:rPr>
+  </w:style>
 </w:styles>
 </file>
 
